--- a/cartas_solicitud/Carta_Solicitud_ELE0300208_PLANEACION_ENERGETICA.docx
+++ b/cartas_solicitud/Carta_Solicitud_ELE0300208_PLANEACION_ENERGETICA.docx
@@ -11,7 +11,7 @@
           <w:color w:val="646464"/>
           <w:sz w:val="20"/>
         </w:rPr>
-        <w:t>Neiva, Huila, 22 de octubre de 2026</w:t>
+        <w:t>Neiva, Huila, 24 de octubre de 2026</w:t>
         <w:br/>
       </w:r>
     </w:p>
@@ -88,7 +88,7 @@
         <w:br/>
         <w:t>• Semestre del Plan de Estudios: Semestre 8°</w:t>
         <w:br/>
-        <w:t>• Total de Estudiantes Solicitantes Preinscritos: 11 estudiantes</w:t>
+        <w:t>• Total de Estudiantes Solicitantes Preinscritos: 12 estudiantes</w:t>
       </w:r>
     </w:p>
     <w:p>
@@ -97,7 +97,7 @@
         <w:jc w:val="both"/>
       </w:pPr>
       <w:r>
-        <w:t>Manifestamos nuestro compromiso formal de matrícula y cumplimiento con los requerimientos académicos y arancelarios correspondientes al curso vacacional. Dado que contamos con un grupo sólido de 11 estudiantes interesados (superando el cupo mínimo requerido de 10 estudiantes), solicitamos su valiosa gestión ante la Coordinación Académica y la Dirección de Programa para su respectiva aprobación, asignación docente y programación de horarios.</w:t>
+        <w:t>Manifestamos nuestro compromiso formal de matrícula y cumplimiento con los requerimientos académicos y arancelarios correspondientes al curso vacacional. Dado que contamos con un grupo sólido de 12 estudiantes interesados (superando el cupo mínimo requerido de 10 estudiantes), solicitamos su valiosa gestión ante la Coordinación Académica y la Dirección de Programa para su respectiva aprobación, asignación docente y programación de horarios.</w:t>
       </w:r>
     </w:p>
     <w:p>
@@ -1609,6 +1609,122 @@
           </w:p>
         </w:tc>
       </w:tr>
+      <w:tr>
+        <w:tc>
+          <w:tcPr>
+            <w:tcW w:type="dxa" w:w="576"/>
+            <w:tcMar>
+              <w:top w:w="100" w:type="dxa"/>
+              <w:bottom w:w="100" w:type="dxa"/>
+              <w:left w:w="80" w:type="dxa"/>
+              <w:right w:w="80" w:type="dxa"/>
+            </w:tcMar>
+            <w:shd w:fill="F9FAF8"/>
+          </w:tcPr>
+          <w:p>
+            <w:pPr>
+              <w:jc w:val="center"/>
+            </w:pPr>
+            <w:r>
+              <w:rPr>
+                <w:sz w:val="17"/>
+              </w:rPr>
+              <w:t>12</w:t>
+            </w:r>
+          </w:p>
+        </w:tc>
+        <w:tc>
+          <w:tcPr>
+            <w:tcW w:type="dxa" w:w="3312"/>
+            <w:tcMar>
+              <w:top w:w="100" w:type="dxa"/>
+              <w:bottom w:w="100" w:type="dxa"/>
+              <w:left w:w="80" w:type="dxa"/>
+              <w:right w:w="80" w:type="dxa"/>
+            </w:tcMar>
+            <w:shd w:fill="F9FAF8"/>
+          </w:tcPr>
+          <w:p>
+            <w:r>
+              <w:rPr>
+                <w:b/>
+                <w:sz w:val="17"/>
+              </w:rPr>
+              <w:t>William ramirezgutierrez</w:t>
+            </w:r>
+          </w:p>
+        </w:tc>
+        <w:tc>
+          <w:tcPr>
+            <w:tcW w:type="dxa" w:w="1728"/>
+            <w:tcMar>
+              <w:top w:w="100" w:type="dxa"/>
+              <w:bottom w:w="100" w:type="dxa"/>
+              <w:left w:w="80" w:type="dxa"/>
+              <w:right w:w="80" w:type="dxa"/>
+            </w:tcMar>
+            <w:shd w:fill="F9FAF8"/>
+          </w:tcPr>
+          <w:p>
+            <w:pPr>
+              <w:jc w:val="center"/>
+            </w:pPr>
+            <w:r>
+              <w:rPr>
+                <w:sz w:val="17"/>
+              </w:rPr>
+              <w:t>ELE120251081</w:t>
+            </w:r>
+          </w:p>
+        </w:tc>
+        <w:tc>
+          <w:tcPr>
+            <w:tcW w:type="dxa" w:w="1584"/>
+            <w:tcMar>
+              <w:top w:w="100" w:type="dxa"/>
+              <w:bottom w:w="100" w:type="dxa"/>
+              <w:left w:w="80" w:type="dxa"/>
+              <w:right w:w="80" w:type="dxa"/>
+            </w:tcMar>
+            <w:shd w:fill="F9FAF8"/>
+          </w:tcPr>
+          <w:p>
+            <w:pPr>
+              <w:jc w:val="center"/>
+            </w:pPr>
+            <w:r>
+              <w:rPr>
+                <w:sz w:val="17"/>
+              </w:rPr>
+              <w:t>3108181836</w:t>
+            </w:r>
+          </w:p>
+        </w:tc>
+        <w:tc>
+          <w:tcPr>
+            <w:tcW w:type="dxa" w:w="2592"/>
+            <w:tcMar>
+              <w:top w:w="100" w:type="dxa"/>
+              <w:bottom w:w="100" w:type="dxa"/>
+              <w:left w:w="80" w:type="dxa"/>
+              <w:right w:w="80" w:type="dxa"/>
+            </w:tcMar>
+            <w:shd w:fill="F9FAF8"/>
+          </w:tcPr>
+          <w:p>
+            <w:pPr>
+              <w:jc w:val="center"/>
+            </w:pPr>
+            <w:r>
+              <w:rPr>
+                <w:color w:val="A0A0A0"/>
+                <w:sz w:val="15"/>
+              </w:rPr>
+              <w:t>____________________</w:t>
+            </w:r>
+          </w:p>
+        </w:tc>
+      </w:tr>
     </w:tbl>
     <w:p>
       <w:pPr>

--- a/cartas_solicitud/Carta_Solicitud_ELE0300208_PLANEACION_ENERGETICA.docx
+++ b/cartas_solicitud/Carta_Solicitud_ELE0300208_PLANEACION_ENERGETICA.docx
@@ -88,7 +88,7 @@
         <w:br/>
         <w:t>• Semestre del Plan de Estudios: Semestre 8°</w:t>
         <w:br/>
-        <w:t>• Total de Estudiantes Solicitantes Preinscritos: 12 estudiantes</w:t>
+        <w:t>• Total de Estudiantes Solicitantes Preinscritos: 15 estudiantes</w:t>
       </w:r>
     </w:p>
     <w:p>
@@ -97,7 +97,7 @@
         <w:jc w:val="both"/>
       </w:pPr>
       <w:r>
-        <w:t>Manifestamos nuestro compromiso formal de matrícula y cumplimiento con los requerimientos académicos y arancelarios correspondientes al curso vacacional. Dado que contamos con un grupo sólido de 12 estudiantes interesados (superando el cupo mínimo requerido de 10 estudiantes), solicitamos su valiosa gestión ante la Coordinación Académica y la Dirección de Programa para su respectiva aprobación, asignación docente y programación de horarios.</w:t>
+        <w:t>Manifestamos nuestro compromiso formal de matrícula y cumplimiento con los requerimientos académicos y arancelarios correspondientes al curso vacacional. Dado que contamos con un grupo sólido de 15 estudiantes interesados (superando el cupo mínimo requerido de 10 estudiantes), solicitamos su valiosa gestión ante la Coordinación Académica y la Dirección de Programa para su respectiva aprobación, asignación docente y programación de horarios.</w:t>
       </w:r>
     </w:p>
     <w:p>
@@ -436,7 +436,7 @@
                 <w:b/>
                 <w:sz w:val="17"/>
               </w:rPr>
-              <w:t>Edwin velilla</w:t>
+              <w:t>yeison Camilo</w:t>
             </w:r>
           </w:p>
         </w:tc>
@@ -459,7 +459,7 @@
               <w:rPr>
                 <w:sz w:val="17"/>
               </w:rPr>
-              <w:t>ELE120192017</w:t>
+              <w:t>1075258644</w:t>
             </w:r>
           </w:p>
         </w:tc>
@@ -482,7 +482,7 @@
               <w:rPr>
                 <w:sz w:val="17"/>
               </w:rPr>
-              <w:t>3138487143</w:t>
+              <w:t>3209627691</w:t>
             </w:r>
           </w:p>
         </w:tc>
@@ -502,11 +502,38 @@
               <w:jc w:val="center"/>
             </w:pPr>
             <w:r>
-              <w:rPr>
-                <w:color w:val="A0A0A0"/>
-                <w:sz w:val="15"/>
-              </w:rPr>
-              <w:t>____________________</w:t>
+              <w:drawing>
+                <wp:inline xmlns:a="http://schemas.openxmlformats.org/drawingml/2006/main" xmlns:pic="http://schemas.openxmlformats.org/drawingml/2006/picture">
+                  <wp:extent cx="731520" cy="292608"/>
+                  <wp:docPr id="2" name="Picture 2"/>
+                  <wp:cNvGraphicFramePr>
+                    <a:graphicFrameLocks noChangeAspect="1"/>
+                  </wp:cNvGraphicFramePr>
+                  <a:graphic>
+                    <a:graphicData uri="http://schemas.openxmlformats.org/drawingml/2006/picture">
+                      <pic:pic>
+                        <pic:nvPicPr>
+                          <pic:cNvPr id="0" name="image.png"/>
+                          <pic:cNvPicPr/>
+                        </pic:nvPicPr>
+                        <pic:blipFill>
+                          <a:blip r:embed="rId10"/>
+                          <a:stretch>
+                            <a:fillRect/>
+                          </a:stretch>
+                        </pic:blipFill>
+                        <pic:spPr>
+                          <a:xfrm>
+                            <a:off x="0" y="0"/>
+                            <a:ext cx="731520" cy="292608"/>
+                          </a:xfrm>
+                          <a:prstGeom prst="rect"/>
+                        </pic:spPr>
+                      </pic:pic>
+                    </a:graphicData>
+                  </a:graphic>
+                </wp:inline>
+              </w:drawing>
             </w:r>
           </w:p>
         </w:tc>
@@ -552,7 +579,7 @@
                 <w:b/>
                 <w:sz w:val="17"/>
               </w:rPr>
-              <w:t>Danny Cruz</w:t>
+              <w:t>Edwin velilla</w:t>
             </w:r>
           </w:p>
         </w:tc>
@@ -575,7 +602,7 @@
               <w:rPr>
                 <w:sz w:val="17"/>
               </w:rPr>
-              <w:t>ELEC1234</w:t>
+              <w:t>ELE120192017</w:t>
             </w:r>
           </w:p>
         </w:tc>
@@ -598,7 +625,7 @@
               <w:rPr>
                 <w:sz w:val="17"/>
               </w:rPr>
-              <w:t>3225295378</w:t>
+              <w:t>3138487143</w:t>
             </w:r>
           </w:p>
         </w:tc>
@@ -668,7 +695,7 @@
                 <w:b/>
                 <w:sz w:val="17"/>
               </w:rPr>
-              <w:t>cristian david adamez ceballes</w:t>
+              <w:t>Danny Cruz</w:t>
             </w:r>
           </w:p>
         </w:tc>
@@ -691,7 +718,7 @@
               <w:rPr>
                 <w:sz w:val="17"/>
               </w:rPr>
-              <w:t>1007163619</w:t>
+              <w:t>ELEC1234</w:t>
             </w:r>
           </w:p>
         </w:tc>
@@ -714,7 +741,7 @@
               <w:rPr>
                 <w:sz w:val="17"/>
               </w:rPr>
-              <w:t>3116307784</w:t>
+              <w:t>3225295378</w:t>
             </w:r>
           </w:p>
         </w:tc>
@@ -734,11 +761,38 @@
               <w:jc w:val="center"/>
             </w:pPr>
             <w:r>
-              <w:rPr>
-                <w:color w:val="A0A0A0"/>
-                <w:sz w:val="15"/>
-              </w:rPr>
-              <w:t>____________________</w:t>
+              <w:drawing>
+                <wp:inline xmlns:a="http://schemas.openxmlformats.org/drawingml/2006/main" xmlns:pic="http://schemas.openxmlformats.org/drawingml/2006/picture">
+                  <wp:extent cx="731520" cy="292608"/>
+                  <wp:docPr id="3" name="Picture 3"/>
+                  <wp:cNvGraphicFramePr>
+                    <a:graphicFrameLocks noChangeAspect="1"/>
+                  </wp:cNvGraphicFramePr>
+                  <a:graphic>
+                    <a:graphicData uri="http://schemas.openxmlformats.org/drawingml/2006/picture">
+                      <pic:pic>
+                        <pic:nvPicPr>
+                          <pic:cNvPr id="0" name="image.png"/>
+                          <pic:cNvPicPr/>
+                        </pic:nvPicPr>
+                        <pic:blipFill>
+                          <a:blip r:embed="rId11"/>
+                          <a:stretch>
+                            <a:fillRect/>
+                          </a:stretch>
+                        </pic:blipFill>
+                        <pic:spPr>
+                          <a:xfrm>
+                            <a:off x="0" y="0"/>
+                            <a:ext cx="731520" cy="292608"/>
+                          </a:xfrm>
+                          <a:prstGeom prst="rect"/>
+                        </pic:spPr>
+                      </pic:pic>
+                    </a:graphicData>
+                  </a:graphic>
+                </wp:inline>
+              </w:drawing>
             </w:r>
           </w:p>
         </w:tc>
@@ -966,11 +1020,38 @@
               <w:jc w:val="center"/>
             </w:pPr>
             <w:r>
-              <w:rPr>
-                <w:color w:val="A0A0A0"/>
-                <w:sz w:val="15"/>
-              </w:rPr>
-              <w:t>____________________</w:t>
+              <w:drawing>
+                <wp:inline xmlns:a="http://schemas.openxmlformats.org/drawingml/2006/main" xmlns:pic="http://schemas.openxmlformats.org/drawingml/2006/picture">
+                  <wp:extent cx="731520" cy="292608"/>
+                  <wp:docPr id="4" name="Picture 4"/>
+                  <wp:cNvGraphicFramePr>
+                    <a:graphicFrameLocks noChangeAspect="1"/>
+                  </wp:cNvGraphicFramePr>
+                  <a:graphic>
+                    <a:graphicData uri="http://schemas.openxmlformats.org/drawingml/2006/picture">
+                      <pic:pic>
+                        <pic:nvPicPr>
+                          <pic:cNvPr id="0" name="image.png"/>
+                          <pic:cNvPicPr/>
+                        </pic:nvPicPr>
+                        <pic:blipFill>
+                          <a:blip r:embed="rId12"/>
+                          <a:stretch>
+                            <a:fillRect/>
+                          </a:stretch>
+                        </pic:blipFill>
+                        <pic:spPr>
+                          <a:xfrm>
+                            <a:off x="0" y="0"/>
+                            <a:ext cx="731520" cy="292608"/>
+                          </a:xfrm>
+                          <a:prstGeom prst="rect"/>
+                        </pic:spPr>
+                      </pic:pic>
+                    </a:graphicData>
+                  </a:graphic>
+                </wp:inline>
+              </w:drawing>
             </w:r>
           </w:p>
         </w:tc>
@@ -1082,11 +1163,38 @@
               <w:jc w:val="center"/>
             </w:pPr>
             <w:r>
-              <w:rPr>
-                <w:color w:val="A0A0A0"/>
-                <w:sz w:val="15"/>
-              </w:rPr>
-              <w:t>____________________</w:t>
+              <w:drawing>
+                <wp:inline xmlns:a="http://schemas.openxmlformats.org/drawingml/2006/main" xmlns:pic="http://schemas.openxmlformats.org/drawingml/2006/picture">
+                  <wp:extent cx="731520" cy="292608"/>
+                  <wp:docPr id="5" name="Picture 5"/>
+                  <wp:cNvGraphicFramePr>
+                    <a:graphicFrameLocks noChangeAspect="1"/>
+                  </wp:cNvGraphicFramePr>
+                  <a:graphic>
+                    <a:graphicData uri="http://schemas.openxmlformats.org/drawingml/2006/picture">
+                      <pic:pic>
+                        <pic:nvPicPr>
+                          <pic:cNvPr id="0" name="image.png"/>
+                          <pic:cNvPicPr/>
+                        </pic:nvPicPr>
+                        <pic:blipFill>
+                          <a:blip r:embed="rId13"/>
+                          <a:stretch>
+                            <a:fillRect/>
+                          </a:stretch>
+                        </pic:blipFill>
+                        <pic:spPr>
+                          <a:xfrm>
+                            <a:off x="0" y="0"/>
+                            <a:ext cx="731520" cy="292608"/>
+                          </a:xfrm>
+                          <a:prstGeom prst="rect"/>
+                        </pic:spPr>
+                      </pic:pic>
+                    </a:graphicData>
+                  </a:graphic>
+                </wp:inline>
+              </w:drawing>
             </w:r>
           </w:p>
         </w:tc>
@@ -1198,11 +1306,38 @@
               <w:jc w:val="center"/>
             </w:pPr>
             <w:r>
-              <w:rPr>
-                <w:color w:val="A0A0A0"/>
-                <w:sz w:val="15"/>
-              </w:rPr>
-              <w:t>____________________</w:t>
+              <w:drawing>
+                <wp:inline xmlns:a="http://schemas.openxmlformats.org/drawingml/2006/main" xmlns:pic="http://schemas.openxmlformats.org/drawingml/2006/picture">
+                  <wp:extent cx="731520" cy="292608"/>
+                  <wp:docPr id="6" name="Picture 6"/>
+                  <wp:cNvGraphicFramePr>
+                    <a:graphicFrameLocks noChangeAspect="1"/>
+                  </wp:cNvGraphicFramePr>
+                  <a:graphic>
+                    <a:graphicData uri="http://schemas.openxmlformats.org/drawingml/2006/picture">
+                      <pic:pic>
+                        <pic:nvPicPr>
+                          <pic:cNvPr id="0" name="image.png"/>
+                          <pic:cNvPicPr/>
+                        </pic:nvPicPr>
+                        <pic:blipFill>
+                          <a:blip r:embed="rId14"/>
+                          <a:stretch>
+                            <a:fillRect/>
+                          </a:stretch>
+                        </pic:blipFill>
+                        <pic:spPr>
+                          <a:xfrm>
+                            <a:off x="0" y="0"/>
+                            <a:ext cx="731520" cy="292608"/>
+                          </a:xfrm>
+                          <a:prstGeom prst="rect"/>
+                        </pic:spPr>
+                      </pic:pic>
+                    </a:graphicData>
+                  </a:graphic>
+                </wp:inline>
+              </w:drawing>
             </w:r>
           </w:p>
         </w:tc>
@@ -1317,7 +1452,7 @@
               <w:drawing>
                 <wp:inline xmlns:a="http://schemas.openxmlformats.org/drawingml/2006/main" xmlns:pic="http://schemas.openxmlformats.org/drawingml/2006/picture">
                   <wp:extent cx="810668" cy="292608"/>
-                  <wp:docPr id="2" name="Picture 2"/>
+                  <wp:docPr id="7" name="Picture 7"/>
                   <wp:cNvGraphicFramePr>
                     <a:graphicFrameLocks noChangeAspect="1"/>
                   </wp:cNvGraphicFramePr>
@@ -1329,7 +1464,7 @@
                           <pic:cNvPicPr/>
                         </pic:nvPicPr>
                         <pic:blipFill>
-                          <a:blip r:embed="rId10"/>
+                          <a:blip r:embed="rId15"/>
                           <a:stretch>
                             <a:fillRect/>
                           </a:stretch>
@@ -1576,7 +1711,7 @@
               <w:drawing>
                 <wp:inline xmlns:a="http://schemas.openxmlformats.org/drawingml/2006/main" xmlns:pic="http://schemas.openxmlformats.org/drawingml/2006/picture">
                   <wp:extent cx="1370333" cy="292608"/>
-                  <wp:docPr id="3" name="Picture 3"/>
+                  <wp:docPr id="8" name="Picture 8"/>
                   <wp:cNvGraphicFramePr>
                     <a:graphicFrameLocks noChangeAspect="1"/>
                   </wp:cNvGraphicFramePr>
@@ -1588,7 +1723,7 @@
                           <pic:cNvPicPr/>
                         </pic:nvPicPr>
                         <pic:blipFill>
-                          <a:blip r:embed="rId11"/>
+                          <a:blip r:embed="rId16"/>
                           <a:stretch>
                             <a:fillRect/>
                           </a:stretch>
@@ -1721,6 +1856,435 @@
                 <w:sz w:val="15"/>
               </w:rPr>
               <w:t>____________________</w:t>
+            </w:r>
+          </w:p>
+        </w:tc>
+      </w:tr>
+      <w:tr>
+        <w:tc>
+          <w:tcPr>
+            <w:tcW w:type="dxa" w:w="576"/>
+            <w:tcMar>
+              <w:top w:w="100" w:type="dxa"/>
+              <w:bottom w:w="100" w:type="dxa"/>
+              <w:left w:w="80" w:type="dxa"/>
+              <w:right w:w="80" w:type="dxa"/>
+            </w:tcMar>
+            <w:shd w:fill="FFFFFF"/>
+          </w:tcPr>
+          <w:p>
+            <w:pPr>
+              <w:jc w:val="center"/>
+            </w:pPr>
+            <w:r>
+              <w:rPr>
+                <w:sz w:val="17"/>
+              </w:rPr>
+              <w:t>13</w:t>
+            </w:r>
+          </w:p>
+        </w:tc>
+        <w:tc>
+          <w:tcPr>
+            <w:tcW w:type="dxa" w:w="3312"/>
+            <w:tcMar>
+              <w:top w:w="100" w:type="dxa"/>
+              <w:bottom w:w="100" w:type="dxa"/>
+              <w:left w:w="80" w:type="dxa"/>
+              <w:right w:w="80" w:type="dxa"/>
+            </w:tcMar>
+            <w:shd w:fill="FFFFFF"/>
+          </w:tcPr>
+          <w:p>
+            <w:r>
+              <w:rPr>
+                <w:b/>
+                <w:sz w:val="17"/>
+              </w:rPr>
+              <w:t>Yessica Andrea Triana Jaime</w:t>
+            </w:r>
+          </w:p>
+        </w:tc>
+        <w:tc>
+          <w:tcPr>
+            <w:tcW w:type="dxa" w:w="1728"/>
+            <w:tcMar>
+              <w:top w:w="100" w:type="dxa"/>
+              <w:bottom w:w="100" w:type="dxa"/>
+              <w:left w:w="80" w:type="dxa"/>
+              <w:right w:w="80" w:type="dxa"/>
+            </w:tcMar>
+            <w:shd w:fill="FFFFFF"/>
+          </w:tcPr>
+          <w:p>
+            <w:pPr>
+              <w:jc w:val="center"/>
+            </w:pPr>
+            <w:r>
+              <w:rPr>
+                <w:sz w:val="17"/>
+              </w:rPr>
+              <w:t>1083903194</w:t>
+            </w:r>
+          </w:p>
+        </w:tc>
+        <w:tc>
+          <w:tcPr>
+            <w:tcW w:type="dxa" w:w="1584"/>
+            <w:tcMar>
+              <w:top w:w="100" w:type="dxa"/>
+              <w:bottom w:w="100" w:type="dxa"/>
+              <w:left w:w="80" w:type="dxa"/>
+              <w:right w:w="80" w:type="dxa"/>
+            </w:tcMar>
+            <w:shd w:fill="FFFFFF"/>
+          </w:tcPr>
+          <w:p>
+            <w:pPr>
+              <w:jc w:val="center"/>
+            </w:pPr>
+            <w:r>
+              <w:rPr>
+                <w:sz w:val="17"/>
+              </w:rPr>
+              <w:t>3138468363</w:t>
+            </w:r>
+          </w:p>
+        </w:tc>
+        <w:tc>
+          <w:tcPr>
+            <w:tcW w:type="dxa" w:w="2592"/>
+            <w:tcMar>
+              <w:top w:w="100" w:type="dxa"/>
+              <w:bottom w:w="100" w:type="dxa"/>
+              <w:left w:w="80" w:type="dxa"/>
+              <w:right w:w="80" w:type="dxa"/>
+            </w:tcMar>
+            <w:shd w:fill="FFFFFF"/>
+          </w:tcPr>
+          <w:p>
+            <w:pPr>
+              <w:jc w:val="center"/>
+            </w:pPr>
+            <w:r>
+              <w:drawing>
+                <wp:inline xmlns:a="http://schemas.openxmlformats.org/drawingml/2006/main" xmlns:pic="http://schemas.openxmlformats.org/drawingml/2006/picture">
+                  <wp:extent cx="731520" cy="292608"/>
+                  <wp:docPr id="9" name="Picture 9"/>
+                  <wp:cNvGraphicFramePr>
+                    <a:graphicFrameLocks noChangeAspect="1"/>
+                  </wp:cNvGraphicFramePr>
+                  <a:graphic>
+                    <a:graphicData uri="http://schemas.openxmlformats.org/drawingml/2006/picture">
+                      <pic:pic>
+                        <pic:nvPicPr>
+                          <pic:cNvPr id="0" name="image.png"/>
+                          <pic:cNvPicPr/>
+                        </pic:nvPicPr>
+                        <pic:blipFill>
+                          <a:blip r:embed="rId17"/>
+                          <a:stretch>
+                            <a:fillRect/>
+                          </a:stretch>
+                        </pic:blipFill>
+                        <pic:spPr>
+                          <a:xfrm>
+                            <a:off x="0" y="0"/>
+                            <a:ext cx="731520" cy="292608"/>
+                          </a:xfrm>
+                          <a:prstGeom prst="rect"/>
+                        </pic:spPr>
+                      </pic:pic>
+                    </a:graphicData>
+                  </a:graphic>
+                </wp:inline>
+              </w:drawing>
+            </w:r>
+          </w:p>
+        </w:tc>
+      </w:tr>
+      <w:tr>
+        <w:tc>
+          <w:tcPr>
+            <w:tcW w:type="dxa" w:w="576"/>
+            <w:tcMar>
+              <w:top w:w="100" w:type="dxa"/>
+              <w:bottom w:w="100" w:type="dxa"/>
+              <w:left w:w="80" w:type="dxa"/>
+              <w:right w:w="80" w:type="dxa"/>
+            </w:tcMar>
+            <w:shd w:fill="F9FAF8"/>
+          </w:tcPr>
+          <w:p>
+            <w:pPr>
+              <w:jc w:val="center"/>
+            </w:pPr>
+            <w:r>
+              <w:rPr>
+                <w:sz w:val="17"/>
+              </w:rPr>
+              <w:t>14</w:t>
+            </w:r>
+          </w:p>
+        </w:tc>
+        <w:tc>
+          <w:tcPr>
+            <w:tcW w:type="dxa" w:w="3312"/>
+            <w:tcMar>
+              <w:top w:w="100" w:type="dxa"/>
+              <w:bottom w:w="100" w:type="dxa"/>
+              <w:left w:w="80" w:type="dxa"/>
+              <w:right w:w="80" w:type="dxa"/>
+            </w:tcMar>
+            <w:shd w:fill="F9FAF8"/>
+          </w:tcPr>
+          <w:p>
+            <w:r>
+              <w:rPr>
+                <w:b/>
+                <w:sz w:val="17"/>
+              </w:rPr>
+              <w:t>Yonier Castillo Mamian</w:t>
+            </w:r>
+          </w:p>
+        </w:tc>
+        <w:tc>
+          <w:tcPr>
+            <w:tcW w:type="dxa" w:w="1728"/>
+            <w:tcMar>
+              <w:top w:w="100" w:type="dxa"/>
+              <w:bottom w:w="100" w:type="dxa"/>
+              <w:left w:w="80" w:type="dxa"/>
+              <w:right w:w="80" w:type="dxa"/>
+            </w:tcMar>
+            <w:shd w:fill="F9FAF8"/>
+          </w:tcPr>
+          <w:p>
+            <w:pPr>
+              <w:jc w:val="center"/>
+            </w:pPr>
+            <w:r>
+              <w:rPr>
+                <w:sz w:val="17"/>
+              </w:rPr>
+              <w:t>1007393163</w:t>
+            </w:r>
+          </w:p>
+        </w:tc>
+        <w:tc>
+          <w:tcPr>
+            <w:tcW w:type="dxa" w:w="1584"/>
+            <w:tcMar>
+              <w:top w:w="100" w:type="dxa"/>
+              <w:bottom w:w="100" w:type="dxa"/>
+              <w:left w:w="80" w:type="dxa"/>
+              <w:right w:w="80" w:type="dxa"/>
+            </w:tcMar>
+            <w:shd w:fill="F9FAF8"/>
+          </w:tcPr>
+          <w:p>
+            <w:pPr>
+              <w:jc w:val="center"/>
+            </w:pPr>
+            <w:r>
+              <w:rPr>
+                <w:sz w:val="17"/>
+              </w:rPr>
+              <w:t>3146332975</w:t>
+            </w:r>
+          </w:p>
+        </w:tc>
+        <w:tc>
+          <w:tcPr>
+            <w:tcW w:type="dxa" w:w="2592"/>
+            <w:tcMar>
+              <w:top w:w="100" w:type="dxa"/>
+              <w:bottom w:w="100" w:type="dxa"/>
+              <w:left w:w="80" w:type="dxa"/>
+              <w:right w:w="80" w:type="dxa"/>
+            </w:tcMar>
+            <w:shd w:fill="F9FAF8"/>
+          </w:tcPr>
+          <w:p>
+            <w:pPr>
+              <w:jc w:val="center"/>
+            </w:pPr>
+            <w:r>
+              <w:drawing>
+                <wp:inline xmlns:a="http://schemas.openxmlformats.org/drawingml/2006/main" xmlns:pic="http://schemas.openxmlformats.org/drawingml/2006/picture">
+                  <wp:extent cx="731520" cy="292608"/>
+                  <wp:docPr id="10" name="Picture 10"/>
+                  <wp:cNvGraphicFramePr>
+                    <a:graphicFrameLocks noChangeAspect="1"/>
+                  </wp:cNvGraphicFramePr>
+                  <a:graphic>
+                    <a:graphicData uri="http://schemas.openxmlformats.org/drawingml/2006/picture">
+                      <pic:pic>
+                        <pic:nvPicPr>
+                          <pic:cNvPr id="0" name="image.png"/>
+                          <pic:cNvPicPr/>
+                        </pic:nvPicPr>
+                        <pic:blipFill>
+                          <a:blip r:embed="rId18"/>
+                          <a:stretch>
+                            <a:fillRect/>
+                          </a:stretch>
+                        </pic:blipFill>
+                        <pic:spPr>
+                          <a:xfrm>
+                            <a:off x="0" y="0"/>
+                            <a:ext cx="731520" cy="292608"/>
+                          </a:xfrm>
+                          <a:prstGeom prst="rect"/>
+                        </pic:spPr>
+                      </pic:pic>
+                    </a:graphicData>
+                  </a:graphic>
+                </wp:inline>
+              </w:drawing>
+            </w:r>
+          </w:p>
+        </w:tc>
+      </w:tr>
+      <w:tr>
+        <w:tc>
+          <w:tcPr>
+            <w:tcW w:type="dxa" w:w="576"/>
+            <w:tcMar>
+              <w:top w:w="100" w:type="dxa"/>
+              <w:bottom w:w="100" w:type="dxa"/>
+              <w:left w:w="80" w:type="dxa"/>
+              <w:right w:w="80" w:type="dxa"/>
+            </w:tcMar>
+            <w:shd w:fill="FFFFFF"/>
+          </w:tcPr>
+          <w:p>
+            <w:pPr>
+              <w:jc w:val="center"/>
+            </w:pPr>
+            <w:r>
+              <w:rPr>
+                <w:sz w:val="17"/>
+              </w:rPr>
+              <w:t>15</w:t>
+            </w:r>
+          </w:p>
+        </w:tc>
+        <w:tc>
+          <w:tcPr>
+            <w:tcW w:type="dxa" w:w="3312"/>
+            <w:tcMar>
+              <w:top w:w="100" w:type="dxa"/>
+              <w:bottom w:w="100" w:type="dxa"/>
+              <w:left w:w="80" w:type="dxa"/>
+              <w:right w:w="80" w:type="dxa"/>
+            </w:tcMar>
+            <w:shd w:fill="FFFFFF"/>
+          </w:tcPr>
+          <w:p>
+            <w:r>
+              <w:rPr>
+                <w:b/>
+                <w:sz w:val="17"/>
+              </w:rPr>
+              <w:t>Yamid René Potosí</w:t>
+            </w:r>
+          </w:p>
+        </w:tc>
+        <w:tc>
+          <w:tcPr>
+            <w:tcW w:type="dxa" w:w="1728"/>
+            <w:tcMar>
+              <w:top w:w="100" w:type="dxa"/>
+              <w:bottom w:w="100" w:type="dxa"/>
+              <w:left w:w="80" w:type="dxa"/>
+              <w:right w:w="80" w:type="dxa"/>
+            </w:tcMar>
+            <w:shd w:fill="FFFFFF"/>
+          </w:tcPr>
+          <w:p>
+            <w:pPr>
+              <w:jc w:val="center"/>
+            </w:pPr>
+            <w:r>
+              <w:rPr>
+                <w:sz w:val="17"/>
+              </w:rPr>
+              <w:t>1063808522</w:t>
+            </w:r>
+          </w:p>
+        </w:tc>
+        <w:tc>
+          <w:tcPr>
+            <w:tcW w:type="dxa" w:w="1584"/>
+            <w:tcMar>
+              <w:top w:w="100" w:type="dxa"/>
+              <w:bottom w:w="100" w:type="dxa"/>
+              <w:left w:w="80" w:type="dxa"/>
+              <w:right w:w="80" w:type="dxa"/>
+            </w:tcMar>
+            <w:shd w:fill="FFFFFF"/>
+          </w:tcPr>
+          <w:p>
+            <w:pPr>
+              <w:jc w:val="center"/>
+            </w:pPr>
+            <w:r>
+              <w:rPr>
+                <w:sz w:val="17"/>
+              </w:rPr>
+              <w:t>3042230424</w:t>
+            </w:r>
+          </w:p>
+        </w:tc>
+        <w:tc>
+          <w:tcPr>
+            <w:tcW w:type="dxa" w:w="2592"/>
+            <w:tcMar>
+              <w:top w:w="100" w:type="dxa"/>
+              <w:bottom w:w="100" w:type="dxa"/>
+              <w:left w:w="80" w:type="dxa"/>
+              <w:right w:w="80" w:type="dxa"/>
+            </w:tcMar>
+            <w:shd w:fill="FFFFFF"/>
+          </w:tcPr>
+          <w:p>
+            <w:pPr>
+              <w:jc w:val="center"/>
+            </w:pPr>
+            <w:r>
+              <w:drawing>
+                <wp:inline xmlns:a="http://schemas.openxmlformats.org/drawingml/2006/main" xmlns:pic="http://schemas.openxmlformats.org/drawingml/2006/picture">
+                  <wp:extent cx="731520" cy="292608"/>
+                  <wp:docPr id="11" name="Picture 11"/>
+                  <wp:cNvGraphicFramePr>
+                    <a:graphicFrameLocks noChangeAspect="1"/>
+                  </wp:cNvGraphicFramePr>
+                  <a:graphic>
+                    <a:graphicData uri="http://schemas.openxmlformats.org/drawingml/2006/picture">
+                      <pic:pic>
+                        <pic:nvPicPr>
+                          <pic:cNvPr id="0" name="image.png"/>
+                          <pic:cNvPicPr/>
+                        </pic:nvPicPr>
+                        <pic:blipFill>
+                          <a:blip r:embed="rId19"/>
+                          <a:stretch>
+                            <a:fillRect/>
+                          </a:stretch>
+                        </pic:blipFill>
+                        <pic:spPr>
+                          <a:xfrm>
+                            <a:off x="0" y="0"/>
+                            <a:ext cx="731520" cy="292608"/>
+                          </a:xfrm>
+                          <a:prstGeom prst="rect"/>
+                        </pic:spPr>
+                      </pic:pic>
+                    </a:graphicData>
+                  </a:graphic>
+                </wp:inline>
+              </w:drawing>
             </w:r>
           </w:p>
         </w:tc>

--- a/cartas_solicitud/Carta_Solicitud_ELE0300208_PLANEACION_ENERGETICA.docx
+++ b/cartas_solicitud/Carta_Solicitud_ELE0300208_PLANEACION_ENERGETICA.docx
@@ -11,7 +11,7 @@
           <w:color w:val="646464"/>
           <w:sz w:val="20"/>
         </w:rPr>
-        <w:t>Neiva, Huila, 24 de octubre de 2026</w:t>
+        <w:t>Neiva, Huila, 25 de octubre de 2026</w:t>
         <w:br/>
       </w:r>
     </w:p>
@@ -838,7 +838,7 @@
                 <w:b/>
                 <w:sz w:val="17"/>
               </w:rPr>
-              <w:t>Karen viviana Gaona Vargas</w:t>
+              <w:t>Alvaro Andrés González albañil</w:t>
             </w:r>
           </w:p>
         </w:tc>
@@ -861,7 +861,7 @@
               <w:rPr>
                 <w:sz w:val="17"/>
               </w:rPr>
-              <w:t>1077866338</w:t>
+              <w:t>ELE0120242022</w:t>
             </w:r>
           </w:p>
         </w:tc>
@@ -884,7 +884,7 @@
               <w:rPr>
                 <w:sz w:val="17"/>
               </w:rPr>
-              <w:t>3202555302</w:t>
+              <w:t>3176543168</w:t>
             </w:r>
           </w:p>
         </w:tc>
@@ -904,11 +904,38 @@
               <w:jc w:val="center"/>
             </w:pPr>
             <w:r>
-              <w:rPr>
-                <w:color w:val="A0A0A0"/>
-                <w:sz w:val="15"/>
-              </w:rPr>
-              <w:t>____________________</w:t>
+              <w:drawing>
+                <wp:inline xmlns:a="http://schemas.openxmlformats.org/drawingml/2006/main" xmlns:pic="http://schemas.openxmlformats.org/drawingml/2006/picture">
+                  <wp:extent cx="731520" cy="292608"/>
+                  <wp:docPr id="4" name="Picture 4"/>
+                  <wp:cNvGraphicFramePr>
+                    <a:graphicFrameLocks noChangeAspect="1"/>
+                  </wp:cNvGraphicFramePr>
+                  <a:graphic>
+                    <a:graphicData uri="http://schemas.openxmlformats.org/drawingml/2006/picture">
+                      <pic:pic>
+                        <pic:nvPicPr>
+                          <pic:cNvPr id="0" name="image.png"/>
+                          <pic:cNvPicPr/>
+                        </pic:nvPicPr>
+                        <pic:blipFill>
+                          <a:blip r:embed="rId12"/>
+                          <a:stretch>
+                            <a:fillRect/>
+                          </a:stretch>
+                        </pic:blipFill>
+                        <pic:spPr>
+                          <a:xfrm>
+                            <a:off x="0" y="0"/>
+                            <a:ext cx="731520" cy="292608"/>
+                          </a:xfrm>
+                          <a:prstGeom prst="rect"/>
+                        </pic:spPr>
+                      </pic:pic>
+                    </a:graphicData>
+                  </a:graphic>
+                </wp:inline>
+              </w:drawing>
             </w:r>
           </w:p>
         </w:tc>
@@ -954,7 +981,7 @@
                 <w:b/>
                 <w:sz w:val="17"/>
               </w:rPr>
-              <w:t>Alvaro Andrés González albañil</w:t>
+              <w:t>Hector enrique quevedo tovar</w:t>
             </w:r>
           </w:p>
         </w:tc>
@@ -977,7 +1004,7 @@
               <w:rPr>
                 <w:sz w:val="17"/>
               </w:rPr>
-              <w:t>ELE0120242022</w:t>
+              <w:t>ELE022242026</w:t>
             </w:r>
           </w:p>
         </w:tc>
@@ -1000,7 +1027,7 @@
               <w:rPr>
                 <w:sz w:val="17"/>
               </w:rPr>
-              <w:t>3176543168</w:t>
+              <w:t>3183507777</w:t>
             </w:r>
           </w:p>
         </w:tc>
@@ -1023,7 +1050,7 @@
               <w:drawing>
                 <wp:inline xmlns:a="http://schemas.openxmlformats.org/drawingml/2006/main" xmlns:pic="http://schemas.openxmlformats.org/drawingml/2006/picture">
                   <wp:extent cx="731520" cy="292608"/>
-                  <wp:docPr id="4" name="Picture 4"/>
+                  <wp:docPr id="5" name="Picture 5"/>
                   <wp:cNvGraphicFramePr>
                     <a:graphicFrameLocks noChangeAspect="1"/>
                   </wp:cNvGraphicFramePr>
@@ -1035,7 +1062,7 @@
                           <pic:cNvPicPr/>
                         </pic:nvPicPr>
                         <pic:blipFill>
-                          <a:blip r:embed="rId12"/>
+                          <a:blip r:embed="rId13"/>
                           <a:stretch>
                             <a:fillRect/>
                           </a:stretch>
@@ -1097,7 +1124,7 @@
                 <w:b/>
                 <w:sz w:val="17"/>
               </w:rPr>
-              <w:t>Hector enrique quevedo tovar</w:t>
+              <w:t>Daniel Andres Quintero Sandoval</w:t>
             </w:r>
           </w:p>
         </w:tc>
@@ -1120,7 +1147,7 @@
               <w:rPr>
                 <w:sz w:val="17"/>
               </w:rPr>
-              <w:t>ELE022242026</w:t>
+              <w:t>1130657578</w:t>
             </w:r>
           </w:p>
         </w:tc>
@@ -1143,7 +1170,7 @@
               <w:rPr>
                 <w:sz w:val="17"/>
               </w:rPr>
-              <w:t>3183507777</w:t>
+              <w:t>3124805685</w:t>
             </w:r>
           </w:p>
         </w:tc>
@@ -1166,7 +1193,7 @@
               <w:drawing>
                 <wp:inline xmlns:a="http://schemas.openxmlformats.org/drawingml/2006/main" xmlns:pic="http://schemas.openxmlformats.org/drawingml/2006/picture">
                   <wp:extent cx="731520" cy="292608"/>
-                  <wp:docPr id="5" name="Picture 5"/>
+                  <wp:docPr id="6" name="Picture 6"/>
                   <wp:cNvGraphicFramePr>
                     <a:graphicFrameLocks noChangeAspect="1"/>
                   </wp:cNvGraphicFramePr>
@@ -1178,7 +1205,7 @@
                           <pic:cNvPicPr/>
                         </pic:nvPicPr>
                         <pic:blipFill>
-                          <a:blip r:embed="rId13"/>
+                          <a:blip r:embed="rId14"/>
                           <a:stretch>
                             <a:fillRect/>
                           </a:stretch>
@@ -1309,7 +1336,7 @@
               <w:drawing>
                 <wp:inline xmlns:a="http://schemas.openxmlformats.org/drawingml/2006/main" xmlns:pic="http://schemas.openxmlformats.org/drawingml/2006/picture">
                   <wp:extent cx="731520" cy="292608"/>
-                  <wp:docPr id="6" name="Picture 6"/>
+                  <wp:docPr id="7" name="Picture 7"/>
                   <wp:cNvGraphicFramePr>
                     <a:graphicFrameLocks noChangeAspect="1"/>
                   </wp:cNvGraphicFramePr>
@@ -1321,7 +1348,7 @@
                           <pic:cNvPicPr/>
                         </pic:nvPicPr>
                         <pic:blipFill>
-                          <a:blip r:embed="rId14"/>
+                          <a:blip r:embed="rId15"/>
                           <a:stretch>
                             <a:fillRect/>
                           </a:stretch>
@@ -1452,7 +1479,7 @@
               <w:drawing>
                 <wp:inline xmlns:a="http://schemas.openxmlformats.org/drawingml/2006/main" xmlns:pic="http://schemas.openxmlformats.org/drawingml/2006/picture">
                   <wp:extent cx="810668" cy="292608"/>
-                  <wp:docPr id="7" name="Picture 7"/>
+                  <wp:docPr id="8" name="Picture 8"/>
                   <wp:cNvGraphicFramePr>
                     <a:graphicFrameLocks noChangeAspect="1"/>
                   </wp:cNvGraphicFramePr>
@@ -1464,7 +1491,7 @@
                           <pic:cNvPicPr/>
                         </pic:nvPicPr>
                         <pic:blipFill>
-                          <a:blip r:embed="rId15"/>
+                          <a:blip r:embed="rId16"/>
                           <a:stretch>
                             <a:fillRect/>
                           </a:stretch>
@@ -1592,11 +1619,38 @@
               <w:jc w:val="center"/>
             </w:pPr>
             <w:r>
-              <w:rPr>
-                <w:color w:val="A0A0A0"/>
-                <w:sz w:val="15"/>
-              </w:rPr>
-              <w:t>____________________</w:t>
+              <w:drawing>
+                <wp:inline xmlns:a="http://schemas.openxmlformats.org/drawingml/2006/main" xmlns:pic="http://schemas.openxmlformats.org/drawingml/2006/picture">
+                  <wp:extent cx="731520" cy="292608"/>
+                  <wp:docPr id="9" name="Picture 9"/>
+                  <wp:cNvGraphicFramePr>
+                    <a:graphicFrameLocks noChangeAspect="1"/>
+                  </wp:cNvGraphicFramePr>
+                  <a:graphic>
+                    <a:graphicData uri="http://schemas.openxmlformats.org/drawingml/2006/picture">
+                      <pic:pic>
+                        <pic:nvPicPr>
+                          <pic:cNvPr id="0" name="image.png"/>
+                          <pic:cNvPicPr/>
+                        </pic:nvPicPr>
+                        <pic:blipFill>
+                          <a:blip r:embed="rId17"/>
+                          <a:stretch>
+                            <a:fillRect/>
+                          </a:stretch>
+                        </pic:blipFill>
+                        <pic:spPr>
+                          <a:xfrm>
+                            <a:off x="0" y="0"/>
+                            <a:ext cx="731520" cy="292608"/>
+                          </a:xfrm>
+                          <a:prstGeom prst="rect"/>
+                        </pic:spPr>
+                      </pic:pic>
+                    </a:graphicData>
+                  </a:graphic>
+                </wp:inline>
+              </w:drawing>
             </w:r>
           </w:p>
         </w:tc>
@@ -1711,7 +1765,7 @@
               <w:drawing>
                 <wp:inline xmlns:a="http://schemas.openxmlformats.org/drawingml/2006/main" xmlns:pic="http://schemas.openxmlformats.org/drawingml/2006/picture">
                   <wp:extent cx="1370333" cy="292608"/>
-                  <wp:docPr id="8" name="Picture 8"/>
+                  <wp:docPr id="10" name="Picture 10"/>
                   <wp:cNvGraphicFramePr>
                     <a:graphicFrameLocks noChangeAspect="1"/>
                   </wp:cNvGraphicFramePr>
@@ -1723,7 +1777,7 @@
                           <pic:cNvPicPr/>
                         </pic:nvPicPr>
                         <pic:blipFill>
-                          <a:blip r:embed="rId16"/>
+                          <a:blip r:embed="rId18"/>
                           <a:stretch>
                             <a:fillRect/>
                           </a:stretch>
@@ -1970,7 +2024,7 @@
               <w:drawing>
                 <wp:inline xmlns:a="http://schemas.openxmlformats.org/drawingml/2006/main" xmlns:pic="http://schemas.openxmlformats.org/drawingml/2006/picture">
                   <wp:extent cx="731520" cy="292608"/>
-                  <wp:docPr id="9" name="Picture 9"/>
+                  <wp:docPr id="11" name="Picture 11"/>
                   <wp:cNvGraphicFramePr>
                     <a:graphicFrameLocks noChangeAspect="1"/>
                   </wp:cNvGraphicFramePr>
@@ -1982,7 +2036,7 @@
                           <pic:cNvPicPr/>
                         </pic:nvPicPr>
                         <pic:blipFill>
-                          <a:blip r:embed="rId17"/>
+                          <a:blip r:embed="rId19"/>
                           <a:stretch>
                             <a:fillRect/>
                           </a:stretch>
@@ -2113,7 +2167,7 @@
               <w:drawing>
                 <wp:inline xmlns:a="http://schemas.openxmlformats.org/drawingml/2006/main" xmlns:pic="http://schemas.openxmlformats.org/drawingml/2006/picture">
                   <wp:extent cx="731520" cy="292608"/>
-                  <wp:docPr id="10" name="Picture 10"/>
+                  <wp:docPr id="12" name="Picture 12"/>
                   <wp:cNvGraphicFramePr>
                     <a:graphicFrameLocks noChangeAspect="1"/>
                   </wp:cNvGraphicFramePr>
@@ -2125,7 +2179,7 @@
                           <pic:cNvPicPr/>
                         </pic:nvPicPr>
                         <pic:blipFill>
-                          <a:blip r:embed="rId18"/>
+                          <a:blip r:embed="rId20"/>
                           <a:stretch>
                             <a:fillRect/>
                           </a:stretch>
@@ -2256,7 +2310,7 @@
               <w:drawing>
                 <wp:inline xmlns:a="http://schemas.openxmlformats.org/drawingml/2006/main" xmlns:pic="http://schemas.openxmlformats.org/drawingml/2006/picture">
                   <wp:extent cx="731520" cy="292608"/>
-                  <wp:docPr id="11" name="Picture 11"/>
+                  <wp:docPr id="13" name="Picture 13"/>
                   <wp:cNvGraphicFramePr>
                     <a:graphicFrameLocks noChangeAspect="1"/>
                   </wp:cNvGraphicFramePr>
@@ -2268,7 +2322,7 @@
                           <pic:cNvPicPr/>
                         </pic:nvPicPr>
                         <pic:blipFill>
-                          <a:blip r:embed="rId19"/>
+                          <a:blip r:embed="rId21"/>
                           <a:stretch>
                             <a:fillRect/>
                           </a:stretch>

--- a/cartas_solicitud/Carta_Solicitud_ELE0300208_PLANEACION_ENERGETICA.docx
+++ b/cartas_solicitud/Carta_Solicitud_ELE0300208_PLANEACION_ENERGETICA.docx
@@ -2355,9 +2355,20 @@
         <w:t>Atentamente,</w:t>
         <w:br/>
         <w:br/>
+      </w:r>
+      <w:r>
         <w:t>ESTUDIANTES SOLICITANTES DE INGENIERÍA ELÉCTRICA</w:t>
         <w:br/>
         <w:t>Fundación Escuela Tecnológica de Neiva "Jesús Oviedo Pérez" - FET</w:t>
+        <w:br/>
+      </w:r>
+      <w:r>
+        <w:rPr>
+          <w:i/>
+          <w:color w:val="8C8C8C"/>
+          <w:sz w:val="17"/>
+        </w:rPr>
+        <w:t>(Respaldo de Representación Estudiantil al alcanzar 15 firmas • Actual: 13/15 firmas)</w:t>
       </w:r>
     </w:p>
     <w:sectPr>

--- a/cartas_solicitud/Carta_Solicitud_ELE0300208_PLANEACION_ENERGETICA.docx
+++ b/cartas_solicitud/Carta_Solicitud_ELE0300208_PLANEACION_ENERGETICA.docx
@@ -11,7 +11,7 @@
           <w:color w:val="646464"/>
           <w:sz w:val="20"/>
         </w:rPr>
-        <w:t>Neiva, Huila, 25 de octubre de 2026</w:t>
+        <w:t>Neiva, Huila, 26 de octubre de 2026</w:t>
         <w:br/>
       </w:r>
     </w:p>
